--- a/ver4.0_GGM/result/manuscript/Paper2_SCI_English_GGM.docx
+++ b/ver4.0_GGM/result/manuscript/Paper2_SCI_English_GGM.docx
@@ -320,12 +320,12 @@
         <w:pStyle w:val="Heading2"/>
       </w:pPr>
       <w:r>
-        <w:t>Metabolic Syndrome Effects</w:t>
+        <w:t>MetS-Specific Hub Patterns</w:t>
       </w:r>
     </w:p>
     <w:p>
       <w:r>
-        <w:t>MetS status showed subtle but consistent influences on hub composition. Within the same age-sex stratum, MetS+ groups generally showed slightly lower network density (mean: 0.091 ± 0.020) compared to MetS- groups (mean: 0.099 ± 0.028), suggesting less interconnected dietary patterns among individuals with metabolic abnormalities. However, hub food identity remained largely consistent across MetS status, indicating that central dietary patterns persist regardless of metabolic health. The exception was in young males, where vegetables appeared as a hub only in the MetS+ group (degree: 0.182), possibly reflecting dietary modification following diagnosis.</w:t>
+        <w:t>Contrary to initial impressions of hub uniformity, detailed MetS stratification revealed clinically meaningful hub differentiation. Fried foods exhibited MetS-specific centrality: appearing as top-3 hubs in 100% of MetS+ groups (5/5) compared to only 66.7% of MetS- groups (4/6). This pattern held across all age-sex strata, identifying fried foods as a primary intervention target for MetS patients. Conversely, protein foods showed the opposite pattern: appearing as hubs in 100% of MetS- groups (6/6) versus only 40% of MetS+ groups (2/5), suggesting protein-centric diets associate with metabolic health maintenance. Group-specific hubs further differentiated MetS status: sweet food consumption emerged as a hub exclusively in middle-aged MetS+ women (degree: 0.182), sugar-sweetened beverages appeared uniquely in elderly MetS+ men (degree: 0.182), and vegetables appeared in young MetS+ men (degree: 0.182) and elderly MetS- women (degree: 0.091)—the latter representing the healthiest observed pattern (network density: 0.045). These MetS-stratified hub patterns provide actionable targets for personalized dietary counseling.</w:t>
       </w:r>
     </w:p>
     <w:p>
@@ -398,12 +398,27 @@
         <w:pStyle w:val="Heading2"/>
       </w:pPr>
       <w:r>
-        <w:t>Clinical and Public Health Applications</w:t>
+        <w:t>Clinical Implications for Personalized Nutrition</w:t>
       </w:r>
     </w:p>
     <w:p>
       <w:r>
-        <w:t>Our findings support a two-tiered intervention approach: (1) Universal targets: Focus on reducing processed food and fried food consumption across all demographic groups, as these foods consistently occupy central network positions. Their high degree centrality suggests they are deeply embedded in multiple dietary contexts, making them difficult but high-impact intervention targets; (2) Tailored strategies: Address age-specific and sex-specific hub patterns, such as emphasizing sugar-sweetened beverage reduction in young adults or addressing sweet food consumption specifically in middle-aged females with MetS. For MetS management, the subtle network density differences between MetS+ and MetS- groups suggest that individuals with metabolic abnormalities may already exhibit more fragmented dietary patterns, potentially offering opportunities for targeted interventions at specific connection points.</w:t>
+        <w:t>The MetS-stratified hub analysis enables a comprehensive three-tiered intervention framework combining universal, MetS-specific, and group-specific strategies. Universal targets include processed foods (90.9% hub frequency) and fried foods (81.8% hub frequency), which should be reduced across all demographic groups regardless of metabolic status. These foods occupy central network positions, suggesting that interventions targeting them will cascade through connected dietary patterns.</w:t>
+      </w:r>
+    </w:p>
+    <w:p>
+      <w:r>
+        <w:t>MetS-specific interventions should prioritize fried food reduction in MetS+ patients (100% hub frequency vs 66.7% in MetS-), focusing on cooking method modification (grilling instead of frying) and portion control. This represents a primary leverage point for MetS management. Conversely, MetS- individuals should maintain protein-centric dietary patterns (100% hub frequency vs 40% in MetS+), emphasizing high-quality protein sources (fish, lean meats, legumes) for metabolic health preservation. This protective pattern warrants positive reinforcement in healthy populations.</w:t>
+      </w:r>
+    </w:p>
+    <w:p>
+      <w:r>
+        <w:t>Group-specific interventions address unique risk patterns: (1) Young adult males with MetS+ show vegetable hubs—an uncommon positive pattern suggesting intervention receptiveness; coaching should leverage this foundation while reducing fried food consumption. (2) Middle-aged females with MetS+ exhibit sweet food hubs uniquely in this group, requiring gender-specific interventions addressing possible hormonal influences on dietary preferences during menopausal transition. (3) Elderly males with MetS+ show sugar-sweetened beverage hubs, representing critical diabetes risk requiring immediate beverage restriction. (4) Elderly females without MetS demonstrate the exemplary pattern (protein-vegetable hubs, sparsest network), serving as the aspirational target for all other groups.</w:t>
+      </w:r>
+    </w:p>
+    <w:p>
+      <w:r>
+        <w:t>This evidence-based personalization framework moves beyond generic dietary guidelines to address actual consumption patterns revealed through conditional dependency analysis. Clinical decision trees incorporating age, sex, and MetS status can guide practitioners in selecting appropriate intervention priorities and realistic behavior change targets for individual patients (see Supplementary Figure S4 and Table S5).</w:t>
       </w:r>
     </w:p>
     <w:p>
@@ -442,7 +457,12 @@
     </w:p>
     <w:p>
       <w:r>
-        <w:t>Gaussian graphical model analysis reveals that processed and fried foods, not traditionally recommended healthy foods, constitute the central hub structure of actual dietary networks in Korean adults. This processed-protein-fried triad persists across sex, age, and metabolic health subgroups, providing robust targets for population-wide interventions. Simultaneously, age-specific and sex-specific network topology variations support personalized nutrition strategies. The substantial methodological improvement over co-occurrence networks—controlling for confounding through partial correlations—yields more accurate intervention targets grounded in genuine conditional dependencies. Future research should extend these methods to longitudinal data to examine network stability and temporal dynamics, validate hub-focused interventions in randomized trials, and investigate whether network-guided dietary changes predict metabolic outcomes. The integration of GGM with nutritional epidemiology offers a promising framework for developing evidence-based dietary recommendations that reflect actual consumption patterns while identifying realistic targets for behavior change.</w:t>
+        <w:t>Gaussian graphical model analysis reveals that processed and fried foods, not traditionally recommended healthy foods, constitute the central hub structure of actual dietary networks in Korean adults. While this processed-protein-fried triad provides robust targets for population-wide interventions, MetS-stratified analysis uncovers clinically actionable differentiation: fried foods universal in MetS+ (100%) but less frequent in MetS- (66.7%), while protein foods show the inverse pattern (100% in MetS- vs 40% in MetS+). Group-specific hubs—sweet foods in middle-aged MetS+ women, sugar-sweetened beverages in elderly MetS+ men, vegetables in select healthy groups—enable personalized intervention strategies. The exemplary pattern of elderly MetS- women (protein-vegetable hubs, minimal network density) represents the aspirational target for dietary counseling.</w:t>
+      </w:r>
+    </w:p>
+    <w:p>
+      <w:r>
+        <w:t>This three-tiered framework (universal + MetS-specific + group-specific targets) advances precision nutrition by grounding interventions in actual consumption patterns rather than dietary guideline ideals. The substantial methodological improvement over co-occurrence networks—controlling for confounding through partial correlations—yields more accurate intervention targets based on genuine conditional dependencies. Future research should extend these methods to longitudinal data examining network stability and temporal dynamics, validate hub-focused interventions in randomized trials testing whether fried food reduction in MetS+ patients improves metabolic outcomes, and investigate network-guided versus conventional dietary counseling effectiveness. The integration of GGM with nutritional epidemiology offers a promising framework for developing evidence-based, personalized dietary recommendations that reflect real-world dietary networks while identifying realistic, group-specific targets for behavior change.</w:t>
       </w:r>
     </w:p>
     <w:p>
